--- a/docs/inventory/krolikovodstvo/docx/T08-energy.docx
+++ b/docs/inventory/krolikovodstvo/docx/T08-energy.docx
@@ -66,6 +66,379 @@
     </w:p>
     <w:p>
       <w:r>
+        <w:t>Ссылки на исходный ТЭО (файл:строка):</w:t>
+      </w:r>
+    </w:p>
+    <w:p>
+      <w:r>
+        <w:rPr>
+          <w:rFonts w:ascii="Consolas" w:hAnsi="Consolas"/>
+          <w:color w:val="1A568E"/>
+          <w:sz w:val="18"/>
+        </w:rPr>
+        <w:t>↳ docs/graphify-corpus/01-vvedenie-i-resume.md:10–16</w:t>
+      </w:r>
+    </w:p>
+    <w:p>
+      <w:r>
+        <w:rPr>
+          <w:rFonts w:ascii="Consolas" w:hAnsi="Consolas"/>
+          <w:color w:val="1A568E"/>
+          <w:sz w:val="18"/>
+        </w:rPr>
+        <w:t>↳ docs/graphify-corpus/01-vvedenie-i-resume.md:76–82</w:t>
+      </w:r>
+    </w:p>
+    <w:p>
+      <w:r>
+        <w:rPr>
+          <w:rFonts w:ascii="Consolas" w:hAnsi="Consolas"/>
+          <w:color w:val="1A568E"/>
+          <w:sz w:val="18"/>
+        </w:rPr>
+        <w:t>↳ docs/graphify-corpus/01-vvedenie-i-resume.md:87–93</w:t>
+      </w:r>
+    </w:p>
+    <w:p>
+      <w:r>
+        <w:rPr>
+          <w:rFonts w:ascii="Consolas" w:hAnsi="Consolas"/>
+          <w:color w:val="1A568E"/>
+          <w:sz w:val="18"/>
+        </w:rPr>
+        <w:t>↳ docs/graphify-corpus/01-vvedenie-i-resume.md:101–107</w:t>
+      </w:r>
+    </w:p>
+    <w:p>
+      <w:r>
+        <w:rPr>
+          <w:rFonts w:ascii="Consolas" w:hAnsi="Consolas"/>
+          <w:color w:val="1A568E"/>
+          <w:sz w:val="18"/>
+        </w:rPr>
+        <w:t>↳ docs/graphify-corpus/01-vvedenie-i-resume.md:110–116</w:t>
+      </w:r>
+    </w:p>
+    <w:p>
+      <w:r>
+        <w:rPr>
+          <w:rFonts w:ascii="Consolas" w:hAnsi="Consolas"/>
+          <w:color w:val="1A568E"/>
+          <w:sz w:val="18"/>
+        </w:rPr>
+        <w:t>↳ docs/graphify-corpus/01-vvedenie-i-resume.md:321–327</w:t>
+      </w:r>
+    </w:p>
+    <w:p>
+      <w:r>
+        <w:rPr>
+          <w:rFonts w:ascii="Consolas" w:hAnsi="Consolas"/>
+          <w:color w:val="1A568E"/>
+          <w:sz w:val="18"/>
+        </w:rPr>
+        <w:t>↳ docs/graphify-corpus/01-vvedenie-i-resume.md:338–352</w:t>
+      </w:r>
+    </w:p>
+    <w:p>
+      <w:r>
+        <w:rPr>
+          <w:rFonts w:ascii="Consolas" w:hAnsi="Consolas"/>
+          <w:color w:val="1A568E"/>
+          <w:sz w:val="18"/>
+        </w:rPr>
+        <w:t>↳ docs/graphify-corpus/01-vvedenie-i-resume.md:404–413</w:t>
+      </w:r>
+    </w:p>
+    <w:p>
+      <w:r>
+        <w:rPr>
+          <w:rFonts w:ascii="Consolas" w:hAnsi="Consolas"/>
+          <w:color w:val="1A568E"/>
+          <w:sz w:val="18"/>
+        </w:rPr>
+        <w:t>↳ docs/graphify-corpus/01-vvedenie-i-resume.md:420–426</w:t>
+      </w:r>
+    </w:p>
+    <w:p>
+      <w:r>
+        <w:rPr>
+          <w:rFonts w:ascii="Consolas" w:hAnsi="Consolas"/>
+          <w:color w:val="1A568E"/>
+          <w:sz w:val="18"/>
+        </w:rPr>
+        <w:t>↳ docs/graphify-corpus/01-vvedenie-i-resume.md:443–453</w:t>
+      </w:r>
+    </w:p>
+    <w:p>
+      <w:r>
+        <w:rPr>
+          <w:rFonts w:ascii="Consolas" w:hAnsi="Consolas"/>
+          <w:color w:val="1A568E"/>
+          <w:sz w:val="18"/>
+        </w:rPr>
+        <w:t>↳ docs/graphify-corpus/01-vvedenie-i-resume.md:465–471</w:t>
+      </w:r>
+    </w:p>
+    <w:p>
+      <w:r>
+        <w:rPr>
+          <w:rFonts w:ascii="Consolas" w:hAnsi="Consolas"/>
+          <w:color w:val="1A568E"/>
+          <w:sz w:val="18"/>
+        </w:rPr>
+        <w:t>↳ docs/graphify-corpus/01-vvedenie-i-resume.md:522–535</w:t>
+      </w:r>
+    </w:p>
+    <w:p>
+      <w:r>
+        <w:rPr>
+          <w:rFonts w:ascii="Consolas" w:hAnsi="Consolas"/>
+          <w:color w:val="1A568E"/>
+          <w:sz w:val="18"/>
+        </w:rPr>
+        <w:t>↳ docs/graphify-corpus/01-vvedenie-i-resume.md:580–586</w:t>
+      </w:r>
+    </w:p>
+    <w:p>
+      <w:r>
+        <w:rPr>
+          <w:rFonts w:ascii="Consolas" w:hAnsi="Consolas"/>
+          <w:color w:val="1A568E"/>
+          <w:sz w:val="18"/>
+        </w:rPr>
+        <w:t>↳ docs/graphify-corpus/01-vvedenie-i-resume.md:609–615</w:t>
+      </w:r>
+    </w:p>
+    <w:p>
+      <w:r>
+        <w:rPr>
+          <w:rFonts w:ascii="Consolas" w:hAnsi="Consolas"/>
+          <w:color w:val="1A568E"/>
+          <w:sz w:val="18"/>
+        </w:rPr>
+        <w:t>↳ docs/graphify-corpus/01-vvedenie-i-resume.md:628–642</w:t>
+      </w:r>
+    </w:p>
+    <w:p>
+      <w:r>
+        <w:rPr>
+          <w:rFonts w:ascii="Consolas" w:hAnsi="Consolas"/>
+          <w:color w:val="1A568E"/>
+          <w:sz w:val="18"/>
+        </w:rPr>
+        <w:t>↳ docs/graphify-corpus/01-vvedenie-i-resume.md:703–709</w:t>
+      </w:r>
+    </w:p>
+    <w:p>
+      <w:r>
+        <w:rPr>
+          <w:rFonts w:ascii="Consolas" w:hAnsi="Consolas"/>
+          <w:color w:val="1A568E"/>
+          <w:sz w:val="18"/>
+        </w:rPr>
+        <w:t>↳ docs/graphify-corpus/01-vvedenie-i-resume.md:711–717</w:t>
+      </w:r>
+    </w:p>
+    <w:p>
+      <w:r>
+        <w:rPr>
+          <w:rFonts w:ascii="Consolas" w:hAnsi="Consolas"/>
+          <w:color w:val="1A568E"/>
+          <w:sz w:val="18"/>
+        </w:rPr>
+        <w:t>↳ docs/graphify-corpus/01-vvedenie-i-resume.md:799–805</w:t>
+      </w:r>
+    </w:p>
+    <w:p>
+      <w:r>
+        <w:rPr>
+          <w:rFonts w:ascii="Consolas" w:hAnsi="Consolas"/>
+          <w:color w:val="1A568E"/>
+          <w:sz w:val="18"/>
+        </w:rPr>
+        <w:t>↳ docs/graphify-corpus/01-vvedenie-i-resume.md:809–815</w:t>
+      </w:r>
+    </w:p>
+    <w:p>
+      <w:r>
+        <w:rPr>
+          <w:rFonts w:ascii="Consolas" w:hAnsi="Consolas"/>
+          <w:color w:val="1A568E"/>
+          <w:sz w:val="18"/>
+        </w:rPr>
+        <w:t>↳ docs/graphify-corpus/01-vvedenie-i-resume.md:881–887</w:t>
+      </w:r>
+    </w:p>
+    <w:p>
+      <w:r>
+        <w:rPr>
+          <w:rFonts w:ascii="Consolas" w:hAnsi="Consolas"/>
+          <w:color w:val="1A568E"/>
+          <w:sz w:val="18"/>
+        </w:rPr>
+        <w:t>↳ docs/graphify-corpus/01-vvedenie-i-resume.md:951–965</w:t>
+      </w:r>
+    </w:p>
+    <w:p>
+      <w:r>
+        <w:rPr>
+          <w:rFonts w:ascii="Consolas" w:hAnsi="Consolas"/>
+          <w:color w:val="1A568E"/>
+          <w:sz w:val="18"/>
+        </w:rPr>
+        <w:t>↳ docs/graphify-corpus/01-vvedenie-i-resume.md:1048–1054</w:t>
+      </w:r>
+    </w:p>
+    <w:p>
+      <w:r>
+        <w:rPr>
+          <w:rFonts w:ascii="Consolas" w:hAnsi="Consolas"/>
+          <w:color w:val="1A568E"/>
+          <w:sz w:val="18"/>
+        </w:rPr>
+        <w:t>↳ docs/graphify-corpus/01-vvedenie-i-resume.md:1060–1066</w:t>
+      </w:r>
+    </w:p>
+    <w:p>
+      <w:r>
+        <w:rPr>
+          <w:rFonts w:ascii="Consolas" w:hAnsi="Consolas"/>
+          <w:color w:val="1A568E"/>
+          <w:sz w:val="18"/>
+        </w:rPr>
+        <w:t>↳ docs/graphify-corpus/01-vvedenie-i-resume.md:1072–1078</w:t>
+      </w:r>
+    </w:p>
+    <w:p>
+      <w:r>
+        <w:rPr>
+          <w:rFonts w:ascii="Consolas" w:hAnsi="Consolas"/>
+          <w:color w:val="1A568E"/>
+          <w:sz w:val="18"/>
+        </w:rPr>
+        <w:t>↳ docs/graphify-corpus/01-vvedenie-i-resume.md:1084–1095</w:t>
+      </w:r>
+    </w:p>
+    <w:p>
+      <w:r>
+        <w:rPr>
+          <w:rFonts w:ascii="Consolas" w:hAnsi="Consolas"/>
+          <w:color w:val="1A568E"/>
+          <w:sz w:val="18"/>
+        </w:rPr>
+        <w:t>↳ docs/graphify-corpus/01-vvedenie-i-resume.md:1195–1201</w:t>
+      </w:r>
+    </w:p>
+    <w:p>
+      <w:r>
+        <w:rPr>
+          <w:rFonts w:ascii="Consolas" w:hAnsi="Consolas"/>
+          <w:color w:val="1A568E"/>
+          <w:sz w:val="18"/>
+        </w:rPr>
+        <w:t>↳ docs/graphify-corpus/01-vvedenie-i-resume.md:1208–1214</w:t>
+      </w:r>
+    </w:p>
+    <w:p>
+      <w:r>
+        <w:rPr>
+          <w:rFonts w:ascii="Consolas" w:hAnsi="Consolas"/>
+          <w:color w:val="1A568E"/>
+          <w:sz w:val="18"/>
+        </w:rPr>
+        <w:t>↳ docs/graphify-corpus/01-vvedenie-i-resume.md:1222–1228</w:t>
+      </w:r>
+    </w:p>
+    <w:p>
+      <w:r>
+        <w:rPr>
+          <w:rFonts w:ascii="Consolas" w:hAnsi="Consolas"/>
+          <w:color w:val="1A568E"/>
+          <w:sz w:val="18"/>
+        </w:rPr>
+        <w:t>↳ docs/graphify-corpus/01-vvedenie-i-resume.md:1235–1241</w:t>
+      </w:r>
+    </w:p>
+    <w:p>
+      <w:r>
+        <w:rPr>
+          <w:rFonts w:ascii="Consolas" w:hAnsi="Consolas"/>
+          <w:color w:val="1A568E"/>
+          <w:sz w:val="18"/>
+        </w:rPr>
+        <w:t>↳ docs/graphify-corpus/01-vvedenie-i-resume.md:1246–1252</w:t>
+      </w:r>
+    </w:p>
+    <w:p>
+      <w:r>
+        <w:rPr>
+          <w:rFonts w:ascii="Consolas" w:hAnsi="Consolas"/>
+          <w:color w:val="1A568E"/>
+          <w:sz w:val="18"/>
+        </w:rPr>
+        <w:t>↳ docs/graphify-corpus/01-vvedenie-i-resume.md:1257–1263</w:t>
+      </w:r>
+    </w:p>
+    <w:p>
+      <w:r>
+        <w:rPr>
+          <w:rFonts w:ascii="Consolas" w:hAnsi="Consolas"/>
+          <w:color w:val="1A568E"/>
+          <w:sz w:val="18"/>
+        </w:rPr>
+        <w:t>↳ docs/graphify-corpus/01-vvedenie-i-resume.md:1283–1296</w:t>
+      </w:r>
+    </w:p>
+    <w:p>
+      <w:r>
+        <w:rPr>
+          <w:rFonts w:ascii="Consolas" w:hAnsi="Consolas"/>
+          <w:color w:val="1A568E"/>
+          <w:sz w:val="18"/>
+        </w:rPr>
+        <w:t>↳ docs/graphify-corpus/01-vvedenie-i-resume.md:1509–1515</w:t>
+      </w:r>
+    </w:p>
+    <w:p>
+      <w:r>
+        <w:rPr>
+          <w:rFonts w:ascii="Consolas" w:hAnsi="Consolas"/>
+          <w:color w:val="1A568E"/>
+          <w:sz w:val="18"/>
+        </w:rPr>
+        <w:t>↳ docs/graphify-corpus/01-vvedenie-i-resume.md:1546–1552</w:t>
+      </w:r>
+    </w:p>
+    <w:p>
+      <w:r>
+        <w:rPr>
+          <w:rFonts w:ascii="Consolas" w:hAnsi="Consolas"/>
+          <w:color w:val="1A568E"/>
+          <w:sz w:val="18"/>
+        </w:rPr>
+        <w:t>↳ docs/graphify-corpus/01-vvedenie-i-resume.md:1629–1635</w:t>
+      </w:r>
+    </w:p>
+    <w:p>
+      <w:r>
+        <w:rPr>
+          <w:rFonts w:ascii="Consolas" w:hAnsi="Consolas"/>
+          <w:color w:val="1A568E"/>
+          <w:sz w:val="18"/>
+        </w:rPr>
+        <w:t>↳ docs/graphify-corpus/01-vvedenie-i-resume.md:1642–1653</w:t>
+      </w:r>
+    </w:p>
+    <w:p>
+      <w:pPr>
+        <w:pStyle w:val="Heading3"/>
+      </w:pPr>
+      <w:r>
+        <w:t>Фрагмент docs/graphify-corpus/01-vvedenie-i-resume.md:10–16</w:t>
+      </w:r>
+    </w:p>
+    <w:p>
+      <w:r>
         <w:t>ТЕХНИКО-ЭКОНОМИЧЕСКОЕ ОБОСНОВАНИЕ ЭФФЕКТИВНОСТИ ПРОЕКТА:</w:t>
       </w:r>
     </w:p>
@@ -77,6 +450,14 @@
     <w:p>
       <w:r>
         <w:t>СВОДНЫЕ ДАННЫЕ ПО ПРОЕКТУ</w:t>
+      </w:r>
+    </w:p>
+    <w:p>
+      <w:pPr>
+        <w:pStyle w:val="Heading3"/>
+      </w:pPr>
+      <w:r>
+        <w:t>Фрагмент docs/graphify-corpus/01-vvedenie-i-resume.md:76–82</w:t>
       </w:r>
     </w:p>
     <w:p>
@@ -99,6 +480,14 @@
       </w:r>
     </w:p>
     <w:p>
+      <w:pPr>
+        <w:pStyle w:val="Heading3"/>
+      </w:pPr>
+      <w:r>
+        <w:t>Фрагмент docs/graphify-corpus/01-vvedenie-i-resume.md:87–93</w:t>
+      </w:r>
+    </w:p>
+    <w:p>
       <w:r>
         <w:t>В-третьих, организация рыбоводческой фермы по разведению осетровых пород, в том числе белуги, для производства натуральной черной икры представляет собой перспективное направление с высокой добавленной стоимостью и экспортным потенциалом. Такая продукция востребована как на российском, так и на международных рынках.</w:t>
       </w:r>
@@ -114,6 +503,14 @@
       </w:r>
     </w:p>
     <w:p>
+      <w:pPr>
+        <w:pStyle w:val="Heading3"/>
+      </w:pPr>
+      <w:r>
+        <w:t>Фрагмент docs/graphify-corpus/01-vvedenie-i-resume.md:101–107</w:t>
+      </w:r>
+    </w:p>
+    <w:p>
       <w:r>
         <w:t>Проект: Организация многоотраслевого агропромышленного предприятия</w:t>
         <w:br/>
@@ -126,6 +523,14 @@
         <w:t>Кролиководство (6 млн. голов) — 7 000 тн мяса в год (итальянская технология)</w:t>
         <w:br/>
         <w:t>Тепличный комплекс (100 га) — 18 400 тн овощей в год, 376,0 млн шт. цветов в год (голландская технология)</w:t>
+      </w:r>
+    </w:p>
+    <w:p>
+      <w:pPr>
+        <w:pStyle w:val="Heading3"/>
+      </w:pPr>
+      <w:r>
+        <w:t>Фрагмент docs/graphify-corpus/01-vvedenie-i-resume.md:110–116</w:t>
       </w:r>
     </w:p>
     <w:p>
@@ -146,6 +551,14 @@
       </w:r>
     </w:p>
     <w:p>
+      <w:pPr>
+        <w:pStyle w:val="Heading3"/>
+      </w:pPr>
+      <w:r>
+        <w:t>Фрагмент docs/graphify-corpus/01-vvedenie-i-resume.md:321–327</w:t>
+      </w:r>
+    </w:p>
+    <w:p>
       <w:r>
         <w:t>Цены реализации:</w:t>
         <w:br/>
@@ -160,6 +573,14 @@
         <w:t>Годовая производственная мощность:</w:t>
         <w:br/>
         <w:t>Электроэнергия — 44 000 МВт. час;</w:t>
+      </w:r>
+    </w:p>
+    <w:p>
+      <w:pPr>
+        <w:pStyle w:val="Heading3"/>
+      </w:pPr>
+      <w:r>
+        <w:t>Фрагмент docs/graphify-corpus/01-vvedenie-i-resume.md:338–352</w:t>
       </w:r>
     </w:p>
     <w:p>
@@ -197,6 +618,14 @@
       </w:r>
     </w:p>
     <w:p>
+      <w:pPr>
+        <w:pStyle w:val="Heading3"/>
+      </w:pPr>
+      <w:r>
+        <w:t>Фрагмент docs/graphify-corpus/01-vvedenie-i-resume.md:404–413</w:t>
+      </w:r>
+    </w:p>
+    <w:p>
       <w:r>
         <w:t>Компания будет располагаться собственной бойней, расположенной на производственной площадке, что позволяет избежать стресса у кроликов при транспортировке к месту убоя. Современная бойня будет спроектирована и изготовлена итальянской компанией «SINT TECHNOLOGY». Производственная мощность будет составлять 2400 голов в час.</w:t>
       </w:r>
@@ -222,6 +651,14 @@
       </w:r>
     </w:p>
     <w:p>
+      <w:pPr>
+        <w:pStyle w:val="Heading3"/>
+      </w:pPr>
+      <w:r>
+        <w:t>Фрагмент docs/graphify-corpus/01-vvedenie-i-resume.md:420–426</w:t>
+      </w:r>
+    </w:p>
+    <w:p>
       <w:r>
         <w:t>Относительно инфраструктуры проекта:</w:t>
         <w:br/>
@@ -235,6 +672,14 @@
     <w:p>
       <w:r>
         <w:t>Проектная мощность установок позволяет производить больше энергии, чем необходимо для внутреннего потребления. Излишки электроэнергии будут продаваться государству.</w:t>
+      </w:r>
+    </w:p>
+    <w:p>
+      <w:pPr>
+        <w:pStyle w:val="Heading3"/>
+      </w:pPr>
+      <w:r>
+        <w:t>Фрагмент docs/graphify-corpus/01-vvedenie-i-resume.md:443–453</w:t>
       </w:r>
     </w:p>
     <w:p>
@@ -265,6 +710,14 @@
       </w:r>
     </w:p>
     <w:p>
+      <w:pPr>
+        <w:pStyle w:val="Heading3"/>
+      </w:pPr>
+      <w:r>
+        <w:t>Фрагмент docs/graphify-corpus/01-vvedenie-i-resume.md:465–471</w:t>
+      </w:r>
+    </w:p>
+    <w:p>
       <w:r>
         <w:t>Вода будет обеспечиваться из собственной артезианской скважины, расположенной на территории объекта.</w:t>
         <w:br/>
@@ -276,6 +729,14 @@
     <w:p>
       <w:r>
         <w:t>Проектная мощность установок позволяет производить больше энергии, чем необходимо для внутреннего потребления. Излишки электроэнергии будут продаваться государству.</w:t>
+      </w:r>
+    </w:p>
+    <w:p>
+      <w:pPr>
+        <w:pStyle w:val="Heading3"/>
+      </w:pPr>
+      <w:r>
+        <w:t>Фрагмент docs/graphify-corpus/01-vvedenie-i-resume.md:522–535</w:t>
       </w:r>
     </w:p>
     <w:p>
@@ -310,6 +771,14 @@
       </w:r>
     </w:p>
     <w:p>
+      <w:pPr>
+        <w:pStyle w:val="Heading3"/>
+      </w:pPr>
+      <w:r>
+        <w:t>Фрагмент docs/graphify-corpus/01-vvedenie-i-resume.md:580–586</w:t>
+      </w:r>
+    </w:p>
+    <w:p>
       <w:r>
         <w:t>Краткосрочные цели:</w:t>
       </w:r>
@@ -329,6 +798,14 @@
       </w:r>
     </w:p>
     <w:p>
+      <w:pPr>
+        <w:pStyle w:val="Heading3"/>
+      </w:pPr>
+      <w:r>
+        <w:t>Фрагмент docs/graphify-corpus/01-vvedenie-i-resume.md:609–615</w:t>
+      </w:r>
+    </w:p>
+    <w:p>
       <w:r>
         <w:t>Ключевые экономические показатели эффективности проекта</w:t>
       </w:r>
@@ -342,6 +819,14 @@
         <w:t>Период расчета интегральных показателей - 120 месяцев (10 лет).</w:t>
         <w:br/>
         <w:t>Тепличный комплекс</w:t>
+      </w:r>
+    </w:p>
+    <w:p>
+      <w:pPr>
+        <w:pStyle w:val="Heading3"/>
+      </w:pPr>
+      <w:r>
+        <w:t>Фрагмент docs/graphify-corpus/01-vvedenie-i-resume.md:628–642</w:t>
       </w:r>
     </w:p>
     <w:p>
@@ -383,6 +868,14 @@
         <w:pStyle w:val="Heading3"/>
       </w:pPr>
       <w:r>
+        <w:t>Фрагмент docs/graphify-corpus/01-vvedenie-i-resume.md:703–709</w:t>
+      </w:r>
+    </w:p>
+    <w:p>
+      <w:pPr>
+        <w:pStyle w:val="Heading3"/>
+      </w:pPr>
+      <w:r>
         <w:t>2.2. Положение на рынке, существующие деловые связи и деловая репутация.</w:t>
       </w:r>
     </w:p>
@@ -394,6 +887,14 @@
     <w:p>
       <w:r>
         <w:t>---</w:t>
+      </w:r>
+    </w:p>
+    <w:p>
+      <w:pPr>
+        <w:pStyle w:val="Heading3"/>
+      </w:pPr>
+      <w:r>
+        <w:t>Фрагмент docs/graphify-corpus/01-vvedenie-i-resume.md:711–717</w:t>
       </w:r>
     </w:p>
     <w:p>
@@ -417,6 +918,14 @@
       </w:r>
     </w:p>
     <w:p>
+      <w:pPr>
+        <w:pStyle w:val="Heading3"/>
+      </w:pPr>
+      <w:r>
+        <w:t>Фрагмент docs/graphify-corpus/01-vvedenie-i-resume.md:799–805</w:t>
+      </w:r>
+    </w:p>
+    <w:p>
       <w:r>
         <w:t>Этот проект направлен на улучшение качества и доступности мяса, а также создание новых рабочих мест и укрепление местной экономики.</w:t>
       </w:r>
@@ -429,6 +938,14 @@
     <w:p>
       <w:r>
         <w:t>Комбикормовый завод. Завод по производству комбикормов. Все оборудование будет поставлено и установлено известной итальянской компанией «F.LLI FRAGOLA S.P.A.», которая является мировым лидером по производству заводов по производству комбикормов. Мощность завода – 27-30 тонна в час или 262 800,00 тонн комбикорма в год.</w:t>
+      </w:r>
+    </w:p>
+    <w:p>
+      <w:pPr>
+        <w:pStyle w:val="Heading3"/>
+      </w:pPr>
+      <w:r>
+        <w:t>Фрагмент docs/graphify-corpus/01-vvedenie-i-resume.md:809–815</w:t>
       </w:r>
     </w:p>
     <w:p>
@@ -447,6 +964,14 @@
       </w:r>
     </w:p>
     <w:p>
+      <w:pPr>
+        <w:pStyle w:val="Heading3"/>
+      </w:pPr>
+      <w:r>
+        <w:t>Фрагмент docs/graphify-corpus/01-vvedenie-i-resume.md:881–887</w:t>
+      </w:r>
+    </w:p>
+    <w:p>
       <w:r>
         <w:t>Организация производства экологически чистых продуктов: Применение органических и безопасных методов производства.</w:t>
         <w:br/>
@@ -461,6 +986,14 @@
         <w:t>Развитие разведения кроликов, крупного рогатого скота, малого рогатого скота и рыб: Мы нацелены на разведение высокопродуктивных кроликов, крупного и малого рогатого скота, а также осетровых рыб, соответствующих европейским стандартам качества. Это позволит не только насытить внутренний рынок, но и обеспечить экспорт в соседние страны.</w:t>
         <w:br/>
         <w:t>Организация производства продовольственных товаров: Мы планируем организовать производство экологически чистых продуктов, таких как кроличьего мяса, говядины, телятины, баранина, ягнятины, субпродуктов, молочные продукты, овощи и черную икру.</w:t>
+      </w:r>
+    </w:p>
+    <w:p>
+      <w:pPr>
+        <w:pStyle w:val="Heading3"/>
+      </w:pPr>
+      <w:r>
+        <w:t>Фрагмент docs/graphify-corpus/01-vvedenie-i-resume.md:951–965</w:t>
       </w:r>
     </w:p>
     <w:p>
@@ -499,6 +1032,14 @@
       </w:r>
     </w:p>
     <w:p>
+      <w:pPr>
+        <w:pStyle w:val="Heading3"/>
+      </w:pPr>
+      <w:r>
+        <w:t>Фрагмент docs/graphify-corpus/01-vvedenie-i-resume.md:1048–1054</w:t>
+      </w:r>
+    </w:p>
+    <w:p>
       <w:r>
         <w:t>или до 6,0 млн. единиц племенных кроликов F1;</w:t>
       </w:r>
@@ -514,6 +1055,14 @@
         <w:t>Водоснабжение – 72,0 м3/час. Источник: собственная артезианская скважина.</w:t>
         <w:br/>
         <w:t>Режим работы: 24 часа в сутки, 365 дней в год.</w:t>
+      </w:r>
+    </w:p>
+    <w:p>
+      <w:pPr>
+        <w:pStyle w:val="Heading3"/>
+      </w:pPr>
+      <w:r>
+        <w:t>Фрагмент docs/graphify-corpus/01-vvedenie-i-resume.md:1060–1066</w:t>
       </w:r>
     </w:p>
     <w:p>
@@ -535,6 +1084,14 @@
       </w:r>
     </w:p>
     <w:p>
+      <w:pPr>
+        <w:pStyle w:val="Heading3"/>
+      </w:pPr>
+      <w:r>
+        <w:t>Фрагмент docs/graphify-corpus/01-vvedenie-i-resume.md:1072–1078</w:t>
+      </w:r>
+    </w:p>
+    <w:p>
       <w:r>
         <w:t>21 024 000,0 голов в год;</w:t>
       </w:r>
@@ -550,6 +1107,14 @@
         <w:t>Водоснабжение – 3,0 м3/час. Источник: собственная артезианская скважина.</w:t>
         <w:br/>
         <w:t>Режим работы: 24 часа в сутки, 365 дней в год.</w:t>
+      </w:r>
+    </w:p>
+    <w:p>
+      <w:pPr>
+        <w:pStyle w:val="Heading3"/>
+      </w:pPr>
+      <w:r>
+        <w:t>Фрагмент docs/graphify-corpus/01-vvedenie-i-resume.md:1084–1095</w:t>
       </w:r>
     </w:p>
     <w:p>
@@ -581,6 +1146,14 @@
       </w:r>
     </w:p>
     <w:p>
+      <w:pPr>
+        <w:pStyle w:val="Heading3"/>
+      </w:pPr>
+      <w:r>
+        <w:t>Фрагмент docs/graphify-corpus/01-vvedenie-i-resume.md:1195–1201</w:t>
+      </w:r>
+    </w:p>
+    <w:p>
       <w:r>
         <w:t>50 000,0 тонн - молочные продукты.</w:t>
       </w:r>
@@ -596,6 +1169,14 @@
         <w:t>Водоснабжение – 154,0 м3/час. Источник: собственная артезианская скважина.</w:t>
         <w:br/>
         <w:t>Режим работы: 24 часа в сутки, 365 дней в год.</w:t>
+      </w:r>
+    </w:p>
+    <w:p>
+      <w:pPr>
+        <w:pStyle w:val="Heading3"/>
+      </w:pPr>
+      <w:r>
+        <w:t>Фрагмент docs/graphify-corpus/01-vvedenie-i-resume.md:1208–1214</w:t>
       </w:r>
     </w:p>
     <w:p>
@@ -617,6 +1198,14 @@
       </w:r>
     </w:p>
     <w:p>
+      <w:pPr>
+        <w:pStyle w:val="Heading3"/>
+      </w:pPr>
+      <w:r>
+        <w:t>Фрагмент docs/graphify-corpus/01-vvedenie-i-resume.md:1222–1228</w:t>
+      </w:r>
+    </w:p>
+    <w:p>
       <w:r>
         <w:t>Инженерные коммуникации:</w:t>
       </w:r>
@@ -630,6 +1219,14 @@
         <w:t>Водоснабжение – 4,0 м3/час. Источник: собственная артезианская скважина.</w:t>
         <w:br/>
         <w:t>Режим работы: 24 часа в сутки, 365 дней в год.</w:t>
+      </w:r>
+    </w:p>
+    <w:p>
+      <w:pPr>
+        <w:pStyle w:val="Heading3"/>
+      </w:pPr>
+      <w:r>
+        <w:t>Фрагмент docs/graphify-corpus/01-vvedenie-i-resume.md:1235–1241</w:t>
       </w:r>
     </w:p>
     <w:p>
@@ -651,6 +1248,14 @@
       </w:r>
     </w:p>
     <w:p>
+      <w:pPr>
+        <w:pStyle w:val="Heading3"/>
+      </w:pPr>
+      <w:r>
+        <w:t>Фрагмент docs/graphify-corpus/01-vvedenie-i-resume.md:1246–1252</w:t>
+      </w:r>
+    </w:p>
+    <w:p>
       <w:r>
         <w:t>10 000,0 кг в час по сырье;</w:t>
         <w:br/>
@@ -665,6 +1270,14 @@
         <w:t>Водоснабжение – 4,0 м3/час. Источник: собственная артезианская скважина.</w:t>
         <w:br/>
         <w:t>Режим работы: 24 часа в сутки, 365 дней в год.</w:t>
+      </w:r>
+    </w:p>
+    <w:p>
+      <w:pPr>
+        <w:pStyle w:val="Heading3"/>
+      </w:pPr>
+      <w:r>
+        <w:t>Фрагмент docs/graphify-corpus/01-vvedenie-i-resume.md:1257–1263</w:t>
       </w:r>
     </w:p>
     <w:p>
@@ -683,6 +1296,14 @@
         <w:t>Водоснабжение – 0,0 м3/час. Источник: собственная артезианская скважина.</w:t>
         <w:br/>
         <w:t>Режим работы: 24 часа в сутки, 365 дней в год.</w:t>
+      </w:r>
+    </w:p>
+    <w:p>
+      <w:pPr>
+        <w:pStyle w:val="Heading3"/>
+      </w:pPr>
+      <w:r>
+        <w:t>Фрагмент docs/graphify-corpus/01-vvedenie-i-resume.md:1283–1296</w:t>
       </w:r>
     </w:p>
     <w:p>
@@ -719,6 +1340,14 @@
       </w:r>
     </w:p>
     <w:p>
+      <w:pPr>
+        <w:pStyle w:val="Heading3"/>
+      </w:pPr>
+      <w:r>
+        <w:t>Фрагмент docs/graphify-corpus/01-vvedenie-i-resume.md:1509–1515</w:t>
+      </w:r>
+    </w:p>
+    <w:p>
       <w:r>
         <w:t>Инженерные коммуникации:</w:t>
       </w:r>
@@ -732,6 +1361,14 @@
         <w:t>Водоснабжение – 424 м3/час. Источник: собственная артезианская скважина.</w:t>
         <w:br/>
         <w:t>Режим работы: 24 часа в сутки, 365 дней в год.</w:t>
+      </w:r>
+    </w:p>
+    <w:p>
+      <w:pPr>
+        <w:pStyle w:val="Heading3"/>
+      </w:pPr>
+      <w:r>
+        <w:t>Фрагмент docs/graphify-corpus/01-vvedenie-i-resume.md:1546–1552</w:t>
       </w:r>
     </w:p>
     <w:p>
@@ -750,6 +1387,14 @@
       </w:r>
     </w:p>
     <w:p>
+      <w:pPr>
+        <w:pStyle w:val="Heading3"/>
+      </w:pPr>
+      <w:r>
+        <w:t>Фрагмент docs/graphify-corpus/01-vvedenie-i-resume.md:1629–1635</w:t>
+      </w:r>
+    </w:p>
+    <w:p>
       <w:r>
         <w:t>Кролиководство в России неспешно перемещается из категории домашнего хозяйства в промышленный сектор. Сейчас в моде здоровое питание, поэтому спрос на крольчатину растет с каждым днем, ведь мясо кролика – диетический и гипоаллергенный продукт.</w:t>
         <w:br/>
@@ -762,6 +1407,14 @@
         <w:t>Потенциал рынка</w:t>
         <w:br/>
         <w:t>Спрос на мясо кролика в России растет с каждым днем, но остается неудовлетворенным, а конкуренция практически совсем отсутствует. Эксперты утверждают, что рынок кролиководства не занят даже наполовину. Связано это с большим количеством сдерживающих факторов: высокая цена, слабо развитая культура потребления кролика, плохая информационная поддержка – необходимо популяризировать этот вид мяса в обществе, акцентируя внимание на его полезных свойствах. Также влияет отсутствие государственной поддержки бизнеса кролиководства и дефицит грамотных специалистов.</w:t>
+      </w:r>
+    </w:p>
+    <w:p>
+      <w:pPr>
+        <w:pStyle w:val="Heading3"/>
+      </w:pPr>
+      <w:r>
+        <w:t>Фрагмент docs/graphify-corpus/01-vvedenie-i-resume.md:1642–1653</w:t>
       </w:r>
     </w:p>
     <w:p>
